--- a/files/Account_Plan.docx
+++ b/files/Account_Plan.docx
@@ -10,21 +10,12 @@
         <w:rPr>
           <w:color w:val="1F4E78"/>
         </w:rPr>
-        <w:t>Strategic Account Plan — Account Plan</w:t>
+        <w:t>Strategic Account Plan - Apex Banking Group FY2026</w:t>
       </w:r>
     </w:p>
     <w:p>
       <w:r>
-        <w:rPr>
-          <w:i/>
-        </w:rPr>
-        <w:t>Document owner: Strategic Account Plan Office</w:t>
-      </w:r>
-      <w:r>
-        <w:rPr>
-          <w:i/>
-        </w:rPr>
-        <w:t xml:space="preserve">  ·  Version: FY2025-A  ·  Classification: Internal — Working</w:t>
+        <w:t>Account: Apex Banking Group | Account Manager: Hadar Caspit | Coverage tier: Tier-1 Strategic | Plan period: FY2026 (Jul 2026 - Jun 2027)</w:t>
       </w:r>
     </w:p>
     <w:p>
@@ -32,17 +23,12 @@
         <w:pStyle w:val="Heading1"/>
       </w:pPr>
       <w:r>
-        <w:t>1. Executive Summary</w:t>
+        <w:t>1. Account snapshot</w:t>
       </w:r>
     </w:p>
     <w:p>
       <w:r>
-        <w:t>This document is the working artefact for the account plan use case in the strategic account plan domain. It is staged for a Microsoft 365 Copilot Cowork / Notebook demo and contains plausible (illustrative) figures, lists, and narratives — not real customer data. The numbers tie back to the companion spreadsheet of the same stem.</w:t>
-      </w:r>
-    </w:p>
-    <w:p>
-      <w:r>
-        <w:t>The intended demo flow: a strategic account plan stakeholder asks Copilot to summarise, compare, draft, or distribute the contents of this file alongside related artefacts. Cowork fans the task out into 5 parallel sub-tasks (draft Word, draft email, schedule meeting, post Teams message, build action tracker). Notebook adds it as a source and answers grounded questions across all sources.</w:t>
+        <w:t>Apex Banking Group is the second-largest commercial bank in Malaysia with consolidated assets of MYR 412B, deposit franchise of MYR 318B, and a retail customer base of 4.8M. The relationship has been classified Tier-1 Strategic since FY2023. FY2025 wallet share is estimated at 26%.</w:t>
       </w:r>
     </w:p>
     <w:p>
@@ -50,17 +36,344 @@
         <w:pStyle w:val="Heading1"/>
       </w:pPr>
       <w:r>
-        <w:t>2. Scenario &amp; Background</w:t>
+        <w:t>2. Revenue history and FY2026 target</w:t>
+      </w:r>
+    </w:p>
+    <w:tbl>
+      <w:tblPr>
+        <w:tblStyle w:val="LightGrid-Accent1"/>
+        <w:tblW w:type="auto" w:w="0"/>
+        <w:tblLook w:firstColumn="1" w:firstRow="1" w:lastColumn="0" w:lastRow="0" w:noHBand="0" w:noVBand="1" w:val="04A0"/>
+      </w:tblPr>
+      <w:tblGrid>
+        <w:gridCol w:w="1728"/>
+        <w:gridCol w:w="1728"/>
+        <w:gridCol w:w="1728"/>
+        <w:gridCol w:w="1728"/>
+        <w:gridCol w:w="1728"/>
+      </w:tblGrid>
+      <w:tr>
+        <w:tc>
+          <w:tcPr>
+            <w:tcW w:type="dxa" w:w="1728"/>
+          </w:tcPr>
+          <w:p>
+            <w:r>
+              <w:rPr>
+                <w:b/>
+              </w:rPr>
+              <w:t>Metric</w:t>
+            </w:r>
+          </w:p>
+        </w:tc>
+        <w:tc>
+          <w:tcPr>
+            <w:tcW w:type="dxa" w:w="1728"/>
+          </w:tcPr>
+          <w:p>
+            <w:r>
+              <w:rPr>
+                <w:b/>
+              </w:rPr>
+              <w:t>FY2023</w:t>
+            </w:r>
+          </w:p>
+        </w:tc>
+        <w:tc>
+          <w:tcPr>
+            <w:tcW w:type="dxa" w:w="1728"/>
+          </w:tcPr>
+          <w:p>
+            <w:r>
+              <w:rPr>
+                <w:b/>
+              </w:rPr>
+              <w:t>FY2024</w:t>
+            </w:r>
+          </w:p>
+        </w:tc>
+        <w:tc>
+          <w:tcPr>
+            <w:tcW w:type="dxa" w:w="1728"/>
+          </w:tcPr>
+          <w:p>
+            <w:r>
+              <w:rPr>
+                <w:b/>
+              </w:rPr>
+              <w:t>FY2025</w:t>
+            </w:r>
+          </w:p>
+        </w:tc>
+        <w:tc>
+          <w:tcPr>
+            <w:tcW w:type="dxa" w:w="1728"/>
+          </w:tcPr>
+          <w:p>
+            <w:r>
+              <w:rPr>
+                <w:b/>
+              </w:rPr>
+              <w:t>FY2026 Target</w:t>
+            </w:r>
+          </w:p>
+        </w:tc>
+      </w:tr>
+      <w:tr>
+        <w:tc>
+          <w:tcPr>
+            <w:tcW w:type="dxa" w:w="1728"/>
+          </w:tcPr>
+          <w:p>
+            <w:r>
+              <w:t>Revenue (MYR M)</w:t>
+            </w:r>
+          </w:p>
+        </w:tc>
+        <w:tc>
+          <w:tcPr>
+            <w:tcW w:type="dxa" w:w="1728"/>
+          </w:tcPr>
+          <w:p>
+            <w:r>
+              <w:t>38.4</w:t>
+            </w:r>
+          </w:p>
+        </w:tc>
+        <w:tc>
+          <w:tcPr>
+            <w:tcW w:type="dxa" w:w="1728"/>
+          </w:tcPr>
+          <w:p>
+            <w:r>
+              <w:t>46.2</w:t>
+            </w:r>
+          </w:p>
+        </w:tc>
+        <w:tc>
+          <w:tcPr>
+            <w:tcW w:type="dxa" w:w="1728"/>
+          </w:tcPr>
+          <w:p>
+            <w:r>
+              <w:t>52.8</w:t>
+            </w:r>
+          </w:p>
+        </w:tc>
+        <w:tc>
+          <w:tcPr>
+            <w:tcW w:type="dxa" w:w="1728"/>
+          </w:tcPr>
+          <w:p>
+            <w:r>
+              <w:t>62.5</w:t>
+            </w:r>
+          </w:p>
+        </w:tc>
+      </w:tr>
+      <w:tr>
+        <w:tc>
+          <w:tcPr>
+            <w:tcW w:type="dxa" w:w="1728"/>
+          </w:tcPr>
+          <w:p>
+            <w:r>
+              <w:t>Gross margin</w:t>
+            </w:r>
+          </w:p>
+        </w:tc>
+        <w:tc>
+          <w:tcPr>
+            <w:tcW w:type="dxa" w:w="1728"/>
+          </w:tcPr>
+          <w:p>
+            <w:r>
+              <w:t>42%</w:t>
+            </w:r>
+          </w:p>
+        </w:tc>
+        <w:tc>
+          <w:tcPr>
+            <w:tcW w:type="dxa" w:w="1728"/>
+          </w:tcPr>
+          <w:p>
+            <w:r>
+              <w:t>44%</w:t>
+            </w:r>
+          </w:p>
+        </w:tc>
+        <w:tc>
+          <w:tcPr>
+            <w:tcW w:type="dxa" w:w="1728"/>
+          </w:tcPr>
+          <w:p>
+            <w:r>
+              <w:t>45%</w:t>
+            </w:r>
+          </w:p>
+        </w:tc>
+        <w:tc>
+          <w:tcPr>
+            <w:tcW w:type="dxa" w:w="1728"/>
+          </w:tcPr>
+          <w:p>
+            <w:r>
+              <w:t>47%</w:t>
+            </w:r>
+          </w:p>
+        </w:tc>
+      </w:tr>
+      <w:tr>
+        <w:tc>
+          <w:tcPr>
+            <w:tcW w:type="dxa" w:w="1728"/>
+          </w:tcPr>
+          <w:p>
+            <w:r>
+              <w:t>Wallet share</w:t>
+            </w:r>
+          </w:p>
+        </w:tc>
+        <w:tc>
+          <w:tcPr>
+            <w:tcW w:type="dxa" w:w="1728"/>
+          </w:tcPr>
+          <w:p>
+            <w:r>
+              <w:t>22%</w:t>
+            </w:r>
+          </w:p>
+        </w:tc>
+        <w:tc>
+          <w:tcPr>
+            <w:tcW w:type="dxa" w:w="1728"/>
+          </w:tcPr>
+          <w:p>
+            <w:r>
+              <w:t>24%</w:t>
+            </w:r>
+          </w:p>
+        </w:tc>
+        <w:tc>
+          <w:tcPr>
+            <w:tcW w:type="dxa" w:w="1728"/>
+          </w:tcPr>
+          <w:p>
+            <w:r>
+              <w:t>26%</w:t>
+            </w:r>
+          </w:p>
+        </w:tc>
+        <w:tc>
+          <w:tcPr>
+            <w:tcW w:type="dxa" w:w="1728"/>
+          </w:tcPr>
+          <w:p>
+            <w:r>
+              <w:t>32%</w:t>
+            </w:r>
+          </w:p>
+        </w:tc>
+      </w:tr>
+      <w:tr>
+        <w:tc>
+          <w:tcPr>
+            <w:tcW w:type="dxa" w:w="1728"/>
+          </w:tcPr>
+          <w:p>
+            <w:r>
+              <w:t>Net Promoter Score</w:t>
+            </w:r>
+          </w:p>
+        </w:tc>
+        <w:tc>
+          <w:tcPr>
+            <w:tcW w:type="dxa" w:w="1728"/>
+          </w:tcPr>
+          <w:p>
+            <w:r>
+              <w:t>+38</w:t>
+            </w:r>
+          </w:p>
+        </w:tc>
+        <w:tc>
+          <w:tcPr>
+            <w:tcW w:type="dxa" w:w="1728"/>
+          </w:tcPr>
+          <w:p>
+            <w:r>
+              <w:t>+44</w:t>
+            </w:r>
+          </w:p>
+        </w:tc>
+        <w:tc>
+          <w:tcPr>
+            <w:tcW w:type="dxa" w:w="1728"/>
+          </w:tcPr>
+          <w:p>
+            <w:r>
+              <w:t>+51</w:t>
+            </w:r>
+          </w:p>
+        </w:tc>
+        <w:tc>
+          <w:tcPr>
+            <w:tcW w:type="dxa" w:w="1728"/>
+          </w:tcPr>
+          <w:p>
+            <w:r>
+              <w:t>+55</w:t>
+            </w:r>
+          </w:p>
+        </w:tc>
+      </w:tr>
+    </w:tbl>
+    <w:p>
+      <w:pPr>
+        <w:pStyle w:val="Heading1"/>
+      </w:pPr>
+      <w:r>
+        <w:t>3. Buying centres and stakeholder map</w:t>
       </w:r>
     </w:p>
     <w:p>
+      <w:pPr>
+        <w:pStyle w:val="ListBullet"/>
+      </w:pPr>
       <w:r>
-        <w:t>The Group is mid-cycle on its FY2025 close and is rolling forward into FY2026 planning. The strategic account plan portfolio has surfaced a mix of on-track lines and corrective items. This account plan captures the working position on those items so the Group office, the operating committee, and (where relevant) the regulator-facing officer can align on next steps.</w:t>
+        <w:t>Group CEO - Datuk Azman bin Ibrahim - sponsor (warm)</w:t>
       </w:r>
     </w:p>
     <w:p>
+      <w:pPr>
+        <w:pStyle w:val="ListBullet"/>
+      </w:pPr>
       <w:r>
-        <w:t>The team has triangulated the working dataset against three peer benchmarks and against the regulator's published thresholds for the sector. Findings carried over from the prior cycle have been re-examined to test whether the original assumptions still hold under the FY2026 base case.</w:t>
+        <w:t>Group CFO - Catherine Wong - economic buyer (warm)</w:t>
+      </w:r>
+    </w:p>
+    <w:p>
+      <w:pPr>
+        <w:pStyle w:val="ListBullet"/>
+      </w:pPr>
+      <w:r>
+        <w:t>Group CIO - Vijay Pillai - technical buyer (neutral, leans competitor X)</w:t>
+      </w:r>
+    </w:p>
+    <w:p>
+      <w:pPr>
+        <w:pStyle w:val="ListBullet"/>
+      </w:pPr>
+      <w:r>
+        <w:t>Head of Retail Banking - Lim Mei Ling - end-user champion (champion)</w:t>
+      </w:r>
+    </w:p>
+    <w:p>
+      <w:pPr>
+        <w:pStyle w:val="ListBullet"/>
+      </w:pPr>
+      <w:r>
+        <w:t>Head of Procurement - Ahmad Faizal - process gatekeeper (neutral)</w:t>
       </w:r>
     </w:p>
     <w:p>
@@ -68,59 +381,39 @@
         <w:pStyle w:val="Heading1"/>
       </w:pPr>
       <w:r>
-        <w:t>3. Detail &amp; Working</w:t>
+        <w:t>4. FY2026 plays</w:t>
       </w:r>
     </w:p>
     <w:p>
       <w:pPr>
-        <w:pStyle w:val="Heading2"/>
+        <w:pStyle w:val="ListNumber"/>
       </w:pPr>
       <w:r>
-        <w:t>3.1 Position at end of period</w:t>
-      </w:r>
-    </w:p>
-    <w:p>
-      <w:r>
-        <w:t>The closing position by unit / segment is captured in the Account Snapshot tab of the companion workbook. Headline metrics — Revenue MYR M, Growth %, Margin % — are within the agreed corridors for Industry Cluster A, Industry Cluster B, and Government; outside the corridor for GLC and Multinational; and under recovery monitoring for SME.</w:t>
+        <w:t>Cloud migration extension - 36-month renewal + 4 additional workloads (MYR 8.4M ACV)</w:t>
       </w:r>
     </w:p>
     <w:p>
       <w:pPr>
-        <w:pStyle w:val="Heading2"/>
+        <w:pStyle w:val="ListNumber"/>
       </w:pPr>
       <w:r>
-        <w:t>3.2 Key drivers</w:t>
-      </w:r>
-    </w:p>
-    <w:p>
-      <w:r>
-        <w:t>The driver bridge (see Opportunity Bridge tab) attributes the FY25 variance to a balanced mix of volume / mix, pricing and discount discipline, cost base reset, capex re-baseline, working capital, regulatory provisions, FX and hedging, and productivity / automation. Each driver carries an owner and a status (on-track / at-risk / behind / recovered / mitigated).</w:t>
+        <w:t>AI Copilot rollout to 12,000 retail bankers (MYR 14.2M ACV, M365 E5 base)</w:t>
       </w:r>
     </w:p>
     <w:p>
       <w:pPr>
-        <w:pStyle w:val="Heading2"/>
+        <w:pStyle w:val="ListNumber"/>
       </w:pPr>
       <w:r>
-        <w:t>3.3 Sensitivities and assumptions</w:t>
-      </w:r>
-    </w:p>
-    <w:p>
-      <w:r>
-        <w:t>The base case assumes FY2026 macro inputs hold within plus/minus 50 basis points of the current corridor. The upside and downside scenarios stress the headline metrics by plus/minus two corridors and re-test the recovery plan owners against the stressed position. Key sensitivities: rate path, FX MYR/USD, commodity benchmarks, regulator timing, and customer concentration.</w:t>
+        <w:t>Risk modelling co-innovation - shared IP, 2 PoCs already running</w:t>
       </w:r>
     </w:p>
     <w:p>
       <w:pPr>
-        <w:pStyle w:val="Heading2"/>
+        <w:pStyle w:val="ListNumber"/>
       </w:pPr>
       <w:r>
-        <w:t>3.4 Open issues and unknowns</w:t>
-      </w:r>
-    </w:p>
-    <w:p>
-      <w:r>
-        <w:t>The watchlist (see Action Plan tab) tracks 14 indicators flagged in the prior review. Eight are on-track, four are within five points of the threshold (watch), and two have breached and triggered the escalation protocol. Owners and remediation dates are recorded against each item.</w:t>
+        <w:t>Data platform consolidation - replace 3 legacy warehouses (MYR 6.8M services)</w:t>
       </w:r>
     </w:p>
     <w:p>
@@ -128,7 +421,20 @@
         <w:pStyle w:val="Heading1"/>
       </w:pPr>
       <w:r>
-        <w:t>4. Recommended Actions</w:t>
+        <w:t>5. Competitive landscape</w:t>
+      </w:r>
+    </w:p>
+    <w:p>
+      <w:r>
+        <w:t>Incumbent: Microsoft (us). Active threats: Google Cloud (CIO sponsor), AWS (CTO-level relationship via prior employer). Defensive moves: Q1 executive sponsorship visit; quarterly innovation council; co-funded AI Centre of Excellence.</w:t>
+      </w:r>
+    </w:p>
+    <w:p>
+      <w:pPr>
+        <w:pStyle w:val="Heading1"/>
+      </w:pPr>
+      <w:r>
+        <w:t>6. Risks and watch-outs</w:t>
       </w:r>
     </w:p>
     <w:p>
@@ -136,7 +442,7 @@
         <w:pStyle w:val="ListBullet"/>
       </w:pPr>
       <w:r>
-        <w:t>Confirm the account plan narrative with the Strategic Account Plan CFO before the Board cut-off.</w:t>
+        <w:t>CIO turnover risk - 6-month tenure remaining per market intel</w:t>
       </w:r>
     </w:p>
     <w:p>
@@ -144,7 +450,7 @@
         <w:pStyle w:val="ListBullet"/>
       </w:pPr>
       <w:r>
-        <w:t>Lock the assumption set for the recovery plan and circulate to the division MDs for sign-off.</w:t>
+        <w:t>Tier-1 capital pressure may compress FY2026 IT capex</w:t>
       </w:r>
     </w:p>
     <w:p>
@@ -152,7 +458,7 @@
         <w:pStyle w:val="ListBullet"/>
       </w:pPr>
       <w:r>
-        <w:t>Pre-brief the regulator-facing officer on the 30/60/90-day commitments.</w:t>
+        <w:t>Regulator scrutiny on AI usage (BNM/RH/STD/036)</w:t>
       </w:r>
     </w:p>
     <w:p>
@@ -160,108 +466,7 @@
         <w:pStyle w:val="ListBullet"/>
       </w:pPr>
       <w:r>
-        <w:t>Schedule the cross-functional review with risk, legal, IR, and procurement.</w:t>
-      </w:r>
-    </w:p>
-    <w:p>
-      <w:pPr>
-        <w:pStyle w:val="ListBullet"/>
-      </w:pPr>
-      <w:r>
-        <w:t>Capture decisions in the Group decision log with named owners, due dates, and tracking links.</w:t>
-      </w:r>
-    </w:p>
-    <w:p>
-      <w:pPr>
-        <w:pStyle w:val="ListBullet"/>
-      </w:pPr>
-      <w:r>
-        <w:t>Stand up a 5-day Cowork sprint to publish the variance brief, lender holding lines, IR Q&amp;A pack, and ExCo update.</w:t>
-      </w:r>
-    </w:p>
-    <w:p>
-      <w:pPr>
-        <w:pStyle w:val="Heading1"/>
-      </w:pPr>
-      <w:r>
-        <w:t>5. Appendix — Working dataset units</w:t>
-      </w:r>
-    </w:p>
-    <w:p>
-      <w:pPr>
-        <w:pStyle w:val="ListBullet"/>
-      </w:pPr>
-      <w:r>
-        <w:t>Industry Cluster A</w:t>
-      </w:r>
-    </w:p>
-    <w:p>
-      <w:pPr>
-        <w:pStyle w:val="ListBullet"/>
-      </w:pPr>
-      <w:r>
-        <w:t>Industry Cluster B</w:t>
-      </w:r>
-    </w:p>
-    <w:p>
-      <w:pPr>
-        <w:pStyle w:val="ListBullet"/>
-      </w:pPr>
-      <w:r>
-        <w:t>Government</w:t>
-      </w:r>
-    </w:p>
-    <w:p>
-      <w:pPr>
-        <w:pStyle w:val="ListBullet"/>
-      </w:pPr>
-      <w:r>
-        <w:t>GLC</w:t>
-      </w:r>
-    </w:p>
-    <w:p>
-      <w:pPr>
-        <w:pStyle w:val="ListBullet"/>
-      </w:pPr>
-      <w:r>
-        <w:t>Multinational</w:t>
-      </w:r>
-    </w:p>
-    <w:p>
-      <w:pPr>
-        <w:pStyle w:val="ListBullet"/>
-      </w:pPr>
-      <w:r>
-        <w:t>SME</w:t>
-      </w:r>
-    </w:p>
-    <w:p>
-      <w:pPr>
-        <w:pStyle w:val="ListBullet"/>
-      </w:pPr>
-      <w:r>
-        <w:t>Mid-market</w:t>
-      </w:r>
-    </w:p>
-    <w:p>
-      <w:pPr>
-        <w:pStyle w:val="ListBullet"/>
-      </w:pPr>
-      <w:r>
-        <w:t>Group Total</w:t>
-      </w:r>
-    </w:p>
-    <w:p>
-      <w:pPr>
-        <w:pStyle w:val="Heading1"/>
-      </w:pPr>
-      <w:r>
-        <w:t>6. Sign-off &amp; Distribution</w:t>
-      </w:r>
-    </w:p>
-    <w:p>
-      <w:r>
-        <w:t>Prepared by: Strategic Account Plan Office  ·  Reviewed by: CFO  ·  Approved by: CEO  ·  Distributed to: Board, ExCo, Risk Committee, IR, Group Strategy.</w:t>
+        <w:t>Talent shortage in their AI team - we need to over-rotate on enablement</w:t>
       </w:r>
     </w:p>
     <w:sectPr>
@@ -637,6 +842,10 @@
     <w:name w:val="Normal"/>
     <w:qFormat/>
     <w:rsid w:val="00FC693F"/>
+    <w:rPr>
+      <w:rFonts w:ascii="Aptos" w:hAnsi="Aptos"/>
+      <w:sz w:val="22"/>
+    </w:rPr>
   </w:style>
   <w:style w:type="paragraph" w:styleId="Header">
     <w:name w:val="header"/>

--- a/files/Account_Plan.docx
+++ b/files/Account_Plan.docx
@@ -4,39 +4,33 @@
   <w:body>
     <w:p>
       <w:pPr>
-        <w:pStyle w:val="Title"/>
+        <w:pStyle w:val="Heading1"/>
       </w:pPr>
       <w:r>
         <w:rPr>
-          <w:color w:val="1F4E78"/>
+          <w:color w:val="0F4C81"/>
         </w:rPr>
-        <w:t>Strategic Account Plan - Apex Banking Group FY2026</w:t>
+        <w:t>Account Plan — Apex Industries</w:t>
       </w:r>
     </w:p>
     <w:p>
       <w:r>
-        <w:t>Account: Apex Banking Group | Account Manager: Hadar Caspit | Coverage tier: Tier-1 Strategic | Plan period: FY2026 (Jul 2026 - Jun 2027)</w:t>
+        <w:rPr>
+          <w:i/>
+          <w:color w:val="6B7280"/>
+        </w:rPr>
+        <w:t>Zava Conglomerate · Renewal cycle FY2026 · Customer Success · CONFIDENTIAL</w:t>
       </w:r>
     </w:p>
     <w:p>
       <w:pPr>
-        <w:pStyle w:val="Heading1"/>
+        <w:pStyle w:val="Heading2"/>
       </w:pPr>
       <w:r>
-        <w:t>1. Account snapshot</w:t>
-      </w:r>
-    </w:p>
-    <w:p>
-      <w:r>
-        <w:t>Apex Banking Group is the second-largest commercial bank in Malaysia with consolidated assets of MYR 412B, deposit franchise of MYR 318B, and a retail customer base of 4.8M. The relationship has been classified Tier-1 Strategic since FY2023. FY2025 wallet share is estimated at 26%.</w:t>
-      </w:r>
-    </w:p>
-    <w:p>
-      <w:pPr>
-        <w:pStyle w:val="Heading1"/>
-      </w:pPr>
-      <w:r>
-        <w:t>2. Revenue history and FY2026 target</w:t>
+        <w:rPr>
+          <w:color w:val="1F2937"/>
+        </w:rPr>
+        <w:t>1. Account Profile</w:t>
       </w:r>
     </w:p>
     <w:tbl>
@@ -46,75 +40,33 @@
         <w:tblLook w:firstColumn="1" w:firstRow="1" w:lastColumn="0" w:lastRow="0" w:noHBand="0" w:noVBand="1" w:val="04A0"/>
       </w:tblPr>
       <w:tblGrid>
-        <w:gridCol w:w="1728"/>
-        <w:gridCol w:w="1728"/>
-        <w:gridCol w:w="1728"/>
-        <w:gridCol w:w="1728"/>
-        <w:gridCol w:w="1728"/>
+        <w:gridCol w:w="4320"/>
+        <w:gridCol w:w="4320"/>
       </w:tblGrid>
       <w:tr>
         <w:tc>
           <w:tcPr>
-            <w:tcW w:type="dxa" w:w="1728"/>
+            <w:tcW w:type="dxa" w:w="4320"/>
           </w:tcPr>
           <w:p>
             <w:r>
               <w:rPr>
                 <w:b/>
               </w:rPr>
-              <w:t>Metric</w:t>
+              <w:t>Field</w:t>
             </w:r>
           </w:p>
         </w:tc>
         <w:tc>
           <w:tcPr>
-            <w:tcW w:type="dxa" w:w="1728"/>
+            <w:tcW w:type="dxa" w:w="4320"/>
           </w:tcPr>
           <w:p>
             <w:r>
               <w:rPr>
                 <w:b/>
               </w:rPr>
-              <w:t>FY2023</w:t>
-            </w:r>
-          </w:p>
-        </w:tc>
-        <w:tc>
-          <w:tcPr>
-            <w:tcW w:type="dxa" w:w="1728"/>
-          </w:tcPr>
-          <w:p>
-            <w:r>
-              <w:rPr>
-                <w:b/>
-              </w:rPr>
-              <w:t>FY2024</w:t>
-            </w:r>
-          </w:p>
-        </w:tc>
-        <w:tc>
-          <w:tcPr>
-            <w:tcW w:type="dxa" w:w="1728"/>
-          </w:tcPr>
-          <w:p>
-            <w:r>
-              <w:rPr>
-                <w:b/>
-              </w:rPr>
-              <w:t>FY2025</w:t>
-            </w:r>
-          </w:p>
-        </w:tc>
-        <w:tc>
-          <w:tcPr>
-            <w:tcW w:type="dxa" w:w="1728"/>
-          </w:tcPr>
-          <w:p>
-            <w:r>
-              <w:rPr>
-                <w:b/>
-              </w:rPr>
-              <w:t>FY2026 Target</w:t>
+              <w:t>Value</w:t>
             </w:r>
           </w:p>
         </w:tc>
@@ -122,51 +74,21 @@
       <w:tr>
         <w:tc>
           <w:tcPr>
-            <w:tcW w:type="dxa" w:w="1728"/>
+            <w:tcW w:type="dxa" w:w="4320"/>
           </w:tcPr>
           <w:p>
             <w:r>
-              <w:t>Revenue (MYR M)</w:t>
+              <w:t>Customer</w:t>
             </w:r>
           </w:p>
         </w:tc>
         <w:tc>
           <w:tcPr>
-            <w:tcW w:type="dxa" w:w="1728"/>
+            <w:tcW w:type="dxa" w:w="4320"/>
           </w:tcPr>
           <w:p>
             <w:r>
-              <w:t>38.4</w:t>
-            </w:r>
-          </w:p>
-        </w:tc>
-        <w:tc>
-          <w:tcPr>
-            <w:tcW w:type="dxa" w:w="1728"/>
-          </w:tcPr>
-          <w:p>
-            <w:r>
-              <w:t>46.2</w:t>
-            </w:r>
-          </w:p>
-        </w:tc>
-        <w:tc>
-          <w:tcPr>
-            <w:tcW w:type="dxa" w:w="1728"/>
-          </w:tcPr>
-          <w:p>
-            <w:r>
-              <w:t>52.8</w:t>
-            </w:r>
-          </w:p>
-        </w:tc>
-        <w:tc>
-          <w:tcPr>
-            <w:tcW w:type="dxa" w:w="1728"/>
-          </w:tcPr>
-          <w:p>
-            <w:r>
-              <w:t>62.5</w:t>
+              <w:t>Apex Industries Sdn Bhd</w:t>
             </w:r>
           </w:p>
         </w:tc>
@@ -174,51 +96,21 @@
       <w:tr>
         <w:tc>
           <w:tcPr>
-            <w:tcW w:type="dxa" w:w="1728"/>
+            <w:tcW w:type="dxa" w:w="4320"/>
           </w:tcPr>
           <w:p>
             <w:r>
-              <w:t>Gross margin</w:t>
+              <w:t>Industry</w:t>
             </w:r>
           </w:p>
         </w:tc>
         <w:tc>
           <w:tcPr>
-            <w:tcW w:type="dxa" w:w="1728"/>
+            <w:tcW w:type="dxa" w:w="4320"/>
           </w:tcPr>
           <w:p>
             <w:r>
-              <w:t>42%</w:t>
-            </w:r>
-          </w:p>
-        </w:tc>
-        <w:tc>
-          <w:tcPr>
-            <w:tcW w:type="dxa" w:w="1728"/>
-          </w:tcPr>
-          <w:p>
-            <w:r>
-              <w:t>44%</w:t>
-            </w:r>
-          </w:p>
-        </w:tc>
-        <w:tc>
-          <w:tcPr>
-            <w:tcW w:type="dxa" w:w="1728"/>
-          </w:tcPr>
-          <w:p>
-            <w:r>
-              <w:t>45%</w:t>
-            </w:r>
-          </w:p>
-        </w:tc>
-        <w:tc>
-          <w:tcPr>
-            <w:tcW w:type="dxa" w:w="1728"/>
-          </w:tcPr>
-          <w:p>
-            <w:r>
-              <w:t>47%</w:t>
+              <w:t>Industrial manufacturing</w:t>
             </w:r>
           </w:p>
         </w:tc>
@@ -226,51 +118,21 @@
       <w:tr>
         <w:tc>
           <w:tcPr>
-            <w:tcW w:type="dxa" w:w="1728"/>
+            <w:tcW w:type="dxa" w:w="4320"/>
           </w:tcPr>
           <w:p>
             <w:r>
-              <w:t>Wallet share</w:t>
+              <w:t>HQ</w:t>
             </w:r>
           </w:p>
         </w:tc>
         <w:tc>
           <w:tcPr>
-            <w:tcW w:type="dxa" w:w="1728"/>
+            <w:tcW w:type="dxa" w:w="4320"/>
           </w:tcPr>
           <w:p>
             <w:r>
-              <w:t>22%</w:t>
-            </w:r>
-          </w:p>
-        </w:tc>
-        <w:tc>
-          <w:tcPr>
-            <w:tcW w:type="dxa" w:w="1728"/>
-          </w:tcPr>
-          <w:p>
-            <w:r>
-              <w:t>24%</w:t>
-            </w:r>
-          </w:p>
-        </w:tc>
-        <w:tc>
-          <w:tcPr>
-            <w:tcW w:type="dxa" w:w="1728"/>
-          </w:tcPr>
-          <w:p>
-            <w:r>
-              <w:t>26%</w:t>
-            </w:r>
-          </w:p>
-        </w:tc>
-        <w:tc>
-          <w:tcPr>
-            <w:tcW w:type="dxa" w:w="1728"/>
-          </w:tcPr>
-          <w:p>
-            <w:r>
-              <w:t>32%</w:t>
+              <w:t>Selangor, Malaysia</w:t>
             </w:r>
           </w:p>
         </w:tc>
@@ -278,51 +140,175 @@
       <w:tr>
         <w:tc>
           <w:tcPr>
-            <w:tcW w:type="dxa" w:w="1728"/>
+            <w:tcW w:type="dxa" w:w="4320"/>
           </w:tcPr>
           <w:p>
             <w:r>
-              <w:t>Net Promoter Score</w:t>
+              <w:t>Annual revenue (customer)</w:t>
             </w:r>
           </w:p>
         </w:tc>
         <w:tc>
           <w:tcPr>
-            <w:tcW w:type="dxa" w:w="1728"/>
+            <w:tcW w:type="dxa" w:w="4320"/>
           </w:tcPr>
           <w:p>
             <w:r>
-              <w:t>+38</w:t>
+              <w:t>~MYR 1.2bn</w:t>
+            </w:r>
+          </w:p>
+        </w:tc>
+      </w:tr>
+      <w:tr>
+        <w:tc>
+          <w:tcPr>
+            <w:tcW w:type="dxa" w:w="4320"/>
+          </w:tcPr>
+          <w:p>
+            <w:r>
+              <w:t>Employees</w:t>
             </w:r>
           </w:p>
         </w:tc>
         <w:tc>
           <w:tcPr>
-            <w:tcW w:type="dxa" w:w="1728"/>
+            <w:tcW w:type="dxa" w:w="4320"/>
           </w:tcPr>
           <w:p>
             <w:r>
-              <w:t>+44</w:t>
+              <w:t>3,400</w:t>
+            </w:r>
+          </w:p>
+        </w:tc>
+      </w:tr>
+      <w:tr>
+        <w:tc>
+          <w:tcPr>
+            <w:tcW w:type="dxa" w:w="4320"/>
+          </w:tcPr>
+          <w:p>
+            <w:r>
+              <w:t>Contract value (ours, FY25)</w:t>
             </w:r>
           </w:p>
         </w:tc>
         <w:tc>
           <w:tcPr>
-            <w:tcW w:type="dxa" w:w="1728"/>
+            <w:tcW w:type="dxa" w:w="4320"/>
           </w:tcPr>
           <w:p>
             <w:r>
-              <w:t>+51</w:t>
+              <w:t>MYR 4.6M</w:t>
+            </w:r>
+          </w:p>
+        </w:tc>
+      </w:tr>
+      <w:tr>
+        <w:tc>
+          <w:tcPr>
+            <w:tcW w:type="dxa" w:w="4320"/>
+          </w:tcPr>
+          <w:p>
+            <w:r>
+              <w:t>Renewal date</w:t>
             </w:r>
           </w:p>
         </w:tc>
         <w:tc>
           <w:tcPr>
-            <w:tcW w:type="dxa" w:w="1728"/>
+            <w:tcW w:type="dxa" w:w="4320"/>
           </w:tcPr>
           <w:p>
             <w:r>
-              <w:t>+55</w:t>
+              <w:t>2026-09-30</w:t>
+            </w:r>
+          </w:p>
+        </w:tc>
+      </w:tr>
+      <w:tr>
+        <w:tc>
+          <w:tcPr>
+            <w:tcW w:type="dxa" w:w="4320"/>
+          </w:tcPr>
+          <w:p>
+            <w:r>
+              <w:t>Account tenure</w:t>
+            </w:r>
+          </w:p>
+        </w:tc>
+        <w:tc>
+          <w:tcPr>
+            <w:tcW w:type="dxa" w:w="4320"/>
+          </w:tcPr>
+          <w:p>
+            <w:r>
+              <w:t>4 years (since 2022)</w:t>
+            </w:r>
+          </w:p>
+        </w:tc>
+      </w:tr>
+      <w:tr>
+        <w:tc>
+          <w:tcPr>
+            <w:tcW w:type="dxa" w:w="4320"/>
+          </w:tcPr>
+          <w:p>
+            <w:r>
+              <w:t>Sponsor</w:t>
+            </w:r>
+          </w:p>
+        </w:tc>
+        <w:tc>
+          <w:tcPr>
+            <w:tcW w:type="dxa" w:w="4320"/>
+          </w:tcPr>
+          <w:p>
+            <w:r>
+              <w:t>VP Operations</w:t>
+            </w:r>
+          </w:p>
+        </w:tc>
+      </w:tr>
+      <w:tr>
+        <w:tc>
+          <w:tcPr>
+            <w:tcW w:type="dxa" w:w="4320"/>
+          </w:tcPr>
+          <w:p>
+            <w:r>
+              <w:t>Day-to-day owner</w:t>
+            </w:r>
+          </w:p>
+        </w:tc>
+        <w:tc>
+          <w:tcPr>
+            <w:tcW w:type="dxa" w:w="4320"/>
+          </w:tcPr>
+          <w:p>
+            <w:r>
+              <w:t>IT Director</w:t>
+            </w:r>
+          </w:p>
+        </w:tc>
+      </w:tr>
+      <w:tr>
+        <w:tc>
+          <w:tcPr>
+            <w:tcW w:type="dxa" w:w="4320"/>
+          </w:tcPr>
+          <w:p>
+            <w:r>
+              <w:t>Champion</w:t>
+            </w:r>
+          </w:p>
+        </w:tc>
+        <w:tc>
+          <w:tcPr>
+            <w:tcW w:type="dxa" w:w="4320"/>
+          </w:tcPr>
+          <w:p>
+            <w:r>
+              <w:t>Head of Plant Engineering</w:t>
             </w:r>
           </w:p>
         </w:tc>
@@ -330,10 +316,13 @@
     </w:tbl>
     <w:p>
       <w:pPr>
-        <w:pStyle w:val="Heading1"/>
+        <w:pStyle w:val="Heading2"/>
       </w:pPr>
       <w:r>
-        <w:t>3. Buying centres and stakeholder map</w:t>
+        <w:rPr>
+          <w:color w:val="1F2937"/>
+        </w:rPr>
+        <w:t>2. Subscription &amp; Services</w:t>
       </w:r>
     </w:p>
     <w:p>
@@ -341,7 +330,7 @@
         <w:pStyle w:val="ListBullet"/>
       </w:pPr>
       <w:r>
-        <w:t>Group CEO - Datuk Azman bin Ibrahim - sponsor (warm)</w:t>
+        <w:t>Core Platform — 1,200 seats (currently using 1,054)</w:t>
       </w:r>
     </w:p>
     <w:p>
@@ -349,7 +338,7 @@
         <w:pStyle w:val="ListBullet"/>
       </w:pPr>
       <w:r>
-        <w:t>Group CFO - Catherine Wong - economic buyer (warm)</w:t>
+        <w:t>Analytics Add-on — 1,200 seats (currently using 642)</w:t>
       </w:r>
     </w:p>
     <w:p>
@@ -357,7 +346,7 @@
         <w:pStyle w:val="ListBullet"/>
       </w:pPr>
       <w:r>
-        <w:t>Group CIO - Vijay Pillai - technical buyer (neutral, leans competitor X)</w:t>
+        <w:t>Premium Support — 24x7</w:t>
       </w:r>
     </w:p>
     <w:p>
@@ -365,7 +354,7 @@
         <w:pStyle w:val="ListBullet"/>
       </w:pPr>
       <w:r>
-        <w:t>Head of Retail Banking - Lim Mei Ling - end-user champion (champion)</w:t>
+        <w:t>Professional Services — 240 hours / year retainer</w:t>
       </w:r>
     </w:p>
     <w:p>
@@ -373,68 +362,18 @@
         <w:pStyle w:val="ListBullet"/>
       </w:pPr>
       <w:r>
-        <w:t>Head of Procurement - Ahmad Faizal - process gatekeeper (neutral)</w:t>
+        <w:t>Implementation services completed 2022</w:t>
       </w:r>
     </w:p>
     <w:p>
       <w:pPr>
-        <w:pStyle w:val="Heading1"/>
+        <w:pStyle w:val="Heading2"/>
       </w:pPr>
       <w:r>
-        <w:t>4. FY2026 plays</w:t>
-      </w:r>
-    </w:p>
-    <w:p>
-      <w:pPr>
-        <w:pStyle w:val="ListNumber"/>
-      </w:pPr>
-      <w:r>
-        <w:t>Cloud migration extension - 36-month renewal + 4 additional workloads (MYR 8.4M ACV)</w:t>
-      </w:r>
-    </w:p>
-    <w:p>
-      <w:pPr>
-        <w:pStyle w:val="ListNumber"/>
-      </w:pPr>
-      <w:r>
-        <w:t>AI Copilot rollout to 12,000 retail bankers (MYR 14.2M ACV, M365 E5 base)</w:t>
-      </w:r>
-    </w:p>
-    <w:p>
-      <w:pPr>
-        <w:pStyle w:val="ListNumber"/>
-      </w:pPr>
-      <w:r>
-        <w:t>Risk modelling co-innovation - shared IP, 2 PoCs already running</w:t>
-      </w:r>
-    </w:p>
-    <w:p>
-      <w:pPr>
-        <w:pStyle w:val="ListNumber"/>
-      </w:pPr>
-      <w:r>
-        <w:t>Data platform consolidation - replace 3 legacy warehouses (MYR 6.8M services)</w:t>
-      </w:r>
-    </w:p>
-    <w:p>
-      <w:pPr>
-        <w:pStyle w:val="Heading1"/>
-      </w:pPr>
-      <w:r>
-        <w:t>5. Competitive landscape</w:t>
-      </w:r>
-    </w:p>
-    <w:p>
-      <w:r>
-        <w:t>Incumbent: Microsoft (us). Active threats: Google Cloud (CIO sponsor), AWS (CTO-level relationship via prior employer). Defensive moves: Q1 executive sponsorship visit; quarterly innovation council; co-funded AI Centre of Excellence.</w:t>
-      </w:r>
-    </w:p>
-    <w:p>
-      <w:pPr>
-        <w:pStyle w:val="Heading1"/>
-      </w:pPr>
-      <w:r>
-        <w:t>6. Risks and watch-outs</w:t>
+        <w:rPr>
+          <w:color w:val="1F2937"/>
+        </w:rPr>
+        <w:t>3. Health Signals</w:t>
       </w:r>
     </w:p>
     <w:p>
@@ -442,7 +381,7 @@
         <w:pStyle w:val="ListBullet"/>
       </w:pPr>
       <w:r>
-        <w:t>CIO turnover risk - 6-month tenure remaining per market intel</w:t>
+        <w:t>Adoption — core platform usage healthy (88%); analytics add-on low (54%)</w:t>
       </w:r>
     </w:p>
     <w:p>
@@ -450,7 +389,7 @@
         <w:pStyle w:val="ListBullet"/>
       </w:pPr>
       <w:r>
-        <w:t>Tier-1 capital pressure may compress FY2026 IT capex</w:t>
+        <w:t>Stickiness — 3 of 7 key workflows automated end-to-end</w:t>
       </w:r>
     </w:p>
     <w:p>
@@ -458,7 +397,7 @@
         <w:pStyle w:val="ListBullet"/>
       </w:pPr>
       <w:r>
-        <w:t>Regulator scrutiny on AI usage (BNM/RH/STD/036)</w:t>
+        <w:t>Support — 14 tickets last 12m; 1 P1 (resolved within SLA)</w:t>
       </w:r>
     </w:p>
     <w:p>
@@ -466,7 +405,156 @@
         <w:pStyle w:val="ListBullet"/>
       </w:pPr>
       <w:r>
-        <w:t>Talent shortage in their AI team - we need to over-rotate on enablement</w:t>
+        <w:t>Champion — Head of Plant Engineering is renewing internal advocacy</w:t>
+      </w:r>
+    </w:p>
+    <w:p>
+      <w:pPr>
+        <w:pStyle w:val="ListBullet"/>
+      </w:pPr>
+      <w:r>
+        <w:t>Sponsor risk — VP Operations role under change; new VP joining 2026-06</w:t>
+      </w:r>
+    </w:p>
+    <w:p>
+      <w:pPr>
+        <w:pStyle w:val="Heading2"/>
+      </w:pPr>
+      <w:r>
+        <w:rPr>
+          <w:color w:val="1F2937"/>
+        </w:rPr>
+        <w:t>4. Renewal Strategy</w:t>
+      </w:r>
+    </w:p>
+    <w:p>
+      <w:r>
+        <w:rPr>
+          <w:b w:val="0"/>
+          <w:i w:val="0"/>
+        </w:rPr>
+        <w:t>4.1 Target — 3-year renewal, 8% net price increase, expand analytics add-on to 800 active users (currently 642).</w:t>
+      </w:r>
+    </w:p>
+    <w:p>
+      <w:r>
+        <w:rPr>
+          <w:b w:val="0"/>
+          <w:i w:val="0"/>
+        </w:rPr>
+        <w:t>4.2 Sales motion — VP-to-VP sponsor reset with new VP Operations in July; champion-led usage review; ROI memo from analytics rollout.</w:t>
+      </w:r>
+    </w:p>
+    <w:p>
+      <w:r>
+        <w:rPr>
+          <w:b w:val="0"/>
+          <w:i w:val="0"/>
+        </w:rPr>
+        <w:t>4.3 Concessions framework — accept 2-year renewal if customer pushes back on 3-year; accept 4% net increase if multi-year secured; accept seat true-up at renewal not at signing.</w:t>
+      </w:r>
+    </w:p>
+    <w:p>
+      <w:r>
+        <w:rPr>
+          <w:b w:val="0"/>
+          <w:i w:val="0"/>
+        </w:rPr>
+        <w:t>4.4 Walk-away — annual roll-over at 4% net increase; refuse below 0% net increase regardless of term.</w:t>
+      </w:r>
+    </w:p>
+    <w:p>
+      <w:pPr>
+        <w:pStyle w:val="Heading2"/>
+      </w:pPr>
+      <w:r>
+        <w:rPr>
+          <w:color w:val="1F2937"/>
+        </w:rPr>
+        <w:t>5. Risks</w:t>
+      </w:r>
+    </w:p>
+    <w:p>
+      <w:pPr>
+        <w:pStyle w:val="ListBullet"/>
+      </w:pPr>
+      <w:r>
+        <w:t>New VP unknown — may want to evaluate alternatives</w:t>
+      </w:r>
+    </w:p>
+    <w:p>
+      <w:pPr>
+        <w:pStyle w:val="ListBullet"/>
+      </w:pPr>
+      <w:r>
+        <w:t>Competitor X is actively targeting; placed pitch June 2025 (we won then)</w:t>
+      </w:r>
+    </w:p>
+    <w:p>
+      <w:pPr>
+        <w:pStyle w:val="ListBullet"/>
+      </w:pPr>
+      <w:r>
+        <w:t>Analytics add-on underutilised — value justification harder</w:t>
+      </w:r>
+    </w:p>
+    <w:p>
+      <w:pPr>
+        <w:pStyle w:val="ListBullet"/>
+      </w:pPr>
+      <w:r>
+        <w:t>Industry capex cycle softening — customer may push for price cut</w:t>
+      </w:r>
+    </w:p>
+    <w:p>
+      <w:pPr>
+        <w:pStyle w:val="Heading2"/>
+      </w:pPr>
+      <w:r>
+        <w:rPr>
+          <w:color w:val="1F2937"/>
+        </w:rPr>
+        <w:t>6. Action Plan (next 90 days)</w:t>
+      </w:r>
+    </w:p>
+    <w:p>
+      <w:pPr>
+        <w:pStyle w:val="ListBullet"/>
+      </w:pPr>
+      <w:r>
+        <w:t>Week 1-2: champion alignment meeting; usage review prepared</w:t>
+      </w:r>
+    </w:p>
+    <w:p>
+      <w:pPr>
+        <w:pStyle w:val="ListBullet"/>
+      </w:pPr>
+      <w:r>
+        <w:t>Week 3-4: ROI memo drafted with quantified business outcomes</w:t>
+      </w:r>
+    </w:p>
+    <w:p>
+      <w:pPr>
+        <w:pStyle w:val="ListBullet"/>
+      </w:pPr>
+      <w:r>
+        <w:t>Week 5-6: sponsor reset meeting with new VP (target before 2026-07-15)</w:t>
+      </w:r>
+    </w:p>
+    <w:p>
+      <w:pPr>
+        <w:pStyle w:val="ListBullet"/>
+      </w:pPr>
+      <w:r>
+        <w:t>Week 7-8: term-sheet exchange</w:t>
+      </w:r>
+    </w:p>
+    <w:p>
+      <w:pPr>
+        <w:pStyle w:val="ListBullet"/>
+      </w:pPr>
+      <w:r>
+        <w:t>Week 9-12: legal + commercial negotiation, signed by 2026-09-15</w:t>
       </w:r>
     </w:p>
     <w:sectPr>
@@ -843,7 +931,7 @@
     <w:qFormat/>
     <w:rsid w:val="00FC693F"/>
     <w:rPr>
-      <w:rFonts w:ascii="Aptos" w:hAnsi="Aptos"/>
+      <w:rFonts w:ascii="Calibri" w:hAnsi="Calibri"/>
       <w:sz w:val="22"/>
     </w:rPr>
   </w:style>

--- a/files/Account_Plan.docx
+++ b/files/Account_Plan.docx
@@ -4,557 +4,447 @@
   <w:body>
     <w:p>
       <w:pPr>
-        <w:pStyle w:val="Heading1"/>
+        <w:jc w:val="left"/>
       </w:pPr>
       <w:r>
         <w:rPr>
-          <w:color w:val="0F4C81"/>
+          <w:b/>
+          <w:color w:val="6B7280"/>
+          <w:sz w:val="18"/>
         </w:rPr>
-        <w:t>Account Plan — Apex Industries</w:t>
-      </w:r>
-    </w:p>
-    <w:p>
-      <w:r>
-        <w:rPr>
-          <w:i/>
-          <w:color w:val="6B7280"/>
-        </w:rPr>
-        <w:t>Zava Conglomerate · Renewal cycle FY2026 · Customer Success · CONFIDENTIAL</w:t>
+        <w:t>ZAVA CONGLOMERATE</w:t>
       </w:r>
     </w:p>
     <w:p>
       <w:pPr>
-        <w:pStyle w:val="Heading2"/>
+        <w:spacing w:after="40"/>
       </w:pPr>
       <w:r>
         <w:rPr>
-          <w:color w:val="1F2937"/>
+          <w:b/>
+          <w:color w:val="1F2D55"/>
+          <w:sz w:val="44"/>
         </w:rPr>
-        <w:t>1. Account Profile</w:t>
+        <w:t>Account Plan</w:t>
       </w:r>
     </w:p>
-    <w:tbl>
-      <w:tblPr>
-        <w:tblStyle w:val="LightGrid-Accent1"/>
-        <w:tblW w:type="auto" w:w="0"/>
-        <w:tblLook w:firstColumn="1" w:firstRow="1" w:lastColumn="0" w:lastRow="0" w:noHBand="0" w:noVBand="1" w:val="04A0"/>
-      </w:tblPr>
-      <w:tblGrid>
-        <w:gridCol w:w="4320"/>
-        <w:gridCol w:w="4320"/>
-      </w:tblGrid>
-      <w:tr>
-        <w:tc>
-          <w:tcPr>
-            <w:tcW w:type="dxa" w:w="4320"/>
-          </w:tcPr>
-          <w:p>
-            <w:r>
-              <w:rPr>
-                <w:b/>
-              </w:rPr>
-              <w:t>Field</w:t>
-            </w:r>
-          </w:p>
-        </w:tc>
-        <w:tc>
-          <w:tcPr>
-            <w:tcW w:type="dxa" w:w="4320"/>
-          </w:tcPr>
-          <w:p>
-            <w:r>
-              <w:rPr>
-                <w:b/>
-              </w:rPr>
-              <w:t>Value</w:t>
-            </w:r>
-          </w:p>
-        </w:tc>
-      </w:tr>
-      <w:tr>
-        <w:tc>
-          <w:tcPr>
-            <w:tcW w:type="dxa" w:w="4320"/>
-          </w:tcPr>
-          <w:p>
-            <w:r>
-              <w:t>Customer</w:t>
-            </w:r>
-          </w:p>
-        </w:tc>
-        <w:tc>
-          <w:tcPr>
-            <w:tcW w:type="dxa" w:w="4320"/>
-          </w:tcPr>
-          <w:p>
-            <w:r>
-              <w:t>Apex Industries Sdn Bhd</w:t>
-            </w:r>
-          </w:p>
-        </w:tc>
-      </w:tr>
-      <w:tr>
-        <w:tc>
-          <w:tcPr>
-            <w:tcW w:type="dxa" w:w="4320"/>
-          </w:tcPr>
-          <w:p>
-            <w:r>
-              <w:t>Industry</w:t>
-            </w:r>
-          </w:p>
-        </w:tc>
-        <w:tc>
-          <w:tcPr>
-            <w:tcW w:type="dxa" w:w="4320"/>
-          </w:tcPr>
-          <w:p>
-            <w:r>
-              <w:t>Industrial manufacturing</w:t>
-            </w:r>
-          </w:p>
-        </w:tc>
-      </w:tr>
-      <w:tr>
-        <w:tc>
-          <w:tcPr>
-            <w:tcW w:type="dxa" w:w="4320"/>
-          </w:tcPr>
-          <w:p>
-            <w:r>
-              <w:t>HQ</w:t>
-            </w:r>
-          </w:p>
-        </w:tc>
-        <w:tc>
-          <w:tcPr>
-            <w:tcW w:type="dxa" w:w="4320"/>
-          </w:tcPr>
-          <w:p>
-            <w:r>
-              <w:t>Selangor, Malaysia</w:t>
-            </w:r>
-          </w:p>
-        </w:tc>
-      </w:tr>
-      <w:tr>
-        <w:tc>
-          <w:tcPr>
-            <w:tcW w:type="dxa" w:w="4320"/>
-          </w:tcPr>
-          <w:p>
-            <w:r>
-              <w:t>Annual revenue (customer)</w:t>
-            </w:r>
-          </w:p>
-        </w:tc>
-        <w:tc>
-          <w:tcPr>
-            <w:tcW w:type="dxa" w:w="4320"/>
-          </w:tcPr>
-          <w:p>
-            <w:r>
-              <w:t>~MYR 1.2bn</w:t>
-            </w:r>
-          </w:p>
-        </w:tc>
-      </w:tr>
-      <w:tr>
-        <w:tc>
-          <w:tcPr>
-            <w:tcW w:type="dxa" w:w="4320"/>
-          </w:tcPr>
-          <w:p>
-            <w:r>
-              <w:t>Employees</w:t>
-            </w:r>
-          </w:p>
-        </w:tc>
-        <w:tc>
-          <w:tcPr>
-            <w:tcW w:type="dxa" w:w="4320"/>
-          </w:tcPr>
-          <w:p>
-            <w:r>
-              <w:t>3,400</w:t>
-            </w:r>
-          </w:p>
-        </w:tc>
-      </w:tr>
-      <w:tr>
-        <w:tc>
-          <w:tcPr>
-            <w:tcW w:type="dxa" w:w="4320"/>
-          </w:tcPr>
-          <w:p>
-            <w:r>
-              <w:t>Contract value (ours, FY25)</w:t>
-            </w:r>
-          </w:p>
-        </w:tc>
-        <w:tc>
-          <w:tcPr>
-            <w:tcW w:type="dxa" w:w="4320"/>
-          </w:tcPr>
-          <w:p>
-            <w:r>
-              <w:t>MYR 4.6M</w:t>
-            </w:r>
-          </w:p>
-        </w:tc>
-      </w:tr>
-      <w:tr>
-        <w:tc>
-          <w:tcPr>
-            <w:tcW w:type="dxa" w:w="4320"/>
-          </w:tcPr>
-          <w:p>
-            <w:r>
-              <w:t>Renewal date</w:t>
-            </w:r>
-          </w:p>
-        </w:tc>
-        <w:tc>
-          <w:tcPr>
-            <w:tcW w:type="dxa" w:w="4320"/>
-          </w:tcPr>
-          <w:p>
-            <w:r>
-              <w:t>2026-09-30</w:t>
-            </w:r>
-          </w:p>
-        </w:tc>
-      </w:tr>
-      <w:tr>
-        <w:tc>
-          <w:tcPr>
-            <w:tcW w:type="dxa" w:w="4320"/>
-          </w:tcPr>
-          <w:p>
-            <w:r>
-              <w:t>Account tenure</w:t>
-            </w:r>
-          </w:p>
-        </w:tc>
-        <w:tc>
-          <w:tcPr>
-            <w:tcW w:type="dxa" w:w="4320"/>
-          </w:tcPr>
-          <w:p>
-            <w:r>
-              <w:t>4 years (since 2022)</w:t>
-            </w:r>
-          </w:p>
-        </w:tc>
-      </w:tr>
-      <w:tr>
-        <w:tc>
-          <w:tcPr>
-            <w:tcW w:type="dxa" w:w="4320"/>
-          </w:tcPr>
-          <w:p>
-            <w:r>
-              <w:t>Sponsor</w:t>
-            </w:r>
-          </w:p>
-        </w:tc>
-        <w:tc>
-          <w:tcPr>
-            <w:tcW w:type="dxa" w:w="4320"/>
-          </w:tcPr>
-          <w:p>
-            <w:r>
-              <w:t>VP Operations</w:t>
-            </w:r>
-          </w:p>
-        </w:tc>
-      </w:tr>
-      <w:tr>
-        <w:tc>
-          <w:tcPr>
-            <w:tcW w:type="dxa" w:w="4320"/>
-          </w:tcPr>
-          <w:p>
-            <w:r>
-              <w:t>Day-to-day owner</w:t>
-            </w:r>
-          </w:p>
-        </w:tc>
-        <w:tc>
-          <w:tcPr>
-            <w:tcW w:type="dxa" w:w="4320"/>
-          </w:tcPr>
-          <w:p>
-            <w:r>
-              <w:t>IT Director</w:t>
-            </w:r>
-          </w:p>
-        </w:tc>
-      </w:tr>
-      <w:tr>
-        <w:tc>
-          <w:tcPr>
-            <w:tcW w:type="dxa" w:w="4320"/>
-          </w:tcPr>
-          <w:p>
-            <w:r>
-              <w:t>Champion</w:t>
-            </w:r>
-          </w:p>
-        </w:tc>
-        <w:tc>
-          <w:tcPr>
-            <w:tcW w:type="dxa" w:w="4320"/>
-          </w:tcPr>
-          <w:p>
-            <w:r>
-              <w:t>Head of Plant Engineering</w:t>
-            </w:r>
-          </w:p>
-        </w:tc>
-      </w:tr>
-    </w:tbl>
     <w:p>
       <w:pPr>
-        <w:pStyle w:val="Heading2"/>
+        <w:spacing w:after="200"/>
       </w:pPr>
       <w:r>
         <w:rPr>
-          <w:color w:val="1F2937"/>
+          <w:i/>
+          <w:color w:val="4B5B7C"/>
+          <w:sz w:val="22"/>
         </w:rPr>
-        <w:t>2. Subscription &amp; Services</w:t>
+        <w:t>Working Document · Zava Conglomerate</w:t>
+      </w:r>
+    </w:p>
+    <w:p>
+      <w:pPr>
+        <w:spacing w:after="40"/>
+      </w:pPr>
+      <w:r>
+        <w:rPr>
+          <w:b/>
+          <w:color w:val="1F2D55"/>
+          <w:sz w:val="20"/>
+        </w:rPr>
+        <w:t xml:space="preserve">Document reference:  </w:t>
+      </w:r>
+      <w:r>
+        <w:rPr>
+          <w:sz w:val="20"/>
+        </w:rPr>
+        <w:t>DOC-2025-252</w:t>
+      </w:r>
+    </w:p>
+    <w:p>
+      <w:pPr>
+        <w:spacing w:after="40"/>
+      </w:pPr>
+      <w:r>
+        <w:rPr>
+          <w:b/>
+          <w:color w:val="1F2D55"/>
+          <w:sz w:val="20"/>
+        </w:rPr>
+        <w:t xml:space="preserve">Prepared by:  </w:t>
+      </w:r>
+      <w:r>
+        <w:rPr>
+          <w:sz w:val="20"/>
+        </w:rPr>
+        <w:t>Zava Conglomerate working team</w:t>
+      </w:r>
+    </w:p>
+    <w:p>
+      <w:pPr>
+        <w:spacing w:after="40"/>
+      </w:pPr>
+      <w:r>
+        <w:rPr>
+          <w:b/>
+          <w:color w:val="1F2D55"/>
+          <w:sz w:val="20"/>
+        </w:rPr>
+        <w:t xml:space="preserve">Date:  </w:t>
+      </w:r>
+      <w:r>
+        <w:rPr>
+          <w:sz w:val="20"/>
+        </w:rPr>
+        <w:t>14 May 2026</w:t>
+      </w:r>
+    </w:p>
+    <w:p>
+      <w:pPr>
+        <w:spacing w:after="40"/>
+      </w:pPr>
+      <w:r>
+        <w:rPr>
+          <w:b/>
+          <w:color w:val="1F2D55"/>
+          <w:sz w:val="20"/>
+        </w:rPr>
+        <w:t xml:space="preserve">Classification:  </w:t>
+      </w:r>
+      <w:r>
+        <w:rPr>
+          <w:sz w:val="20"/>
+        </w:rPr>
+        <w:t>Internal</w:t>
+      </w:r>
+    </w:p>
+    <w:p>
+      <w:pPr>
+        <w:spacing w:after="40"/>
+      </w:pPr>
+      <w:r>
+        <w:rPr>
+          <w:b/>
+          <w:color w:val="1F2D55"/>
+          <w:sz w:val="20"/>
+        </w:rPr>
+        <w:t xml:space="preserve">Source file:  </w:t>
+      </w:r>
+      <w:r>
+        <w:rPr>
+          <w:sz w:val="20"/>
+        </w:rPr>
+        <w:t>Account_Plan.docx</w:t>
+      </w:r>
+    </w:p>
+    <w:p>
+      <w:pPr>
+        <w:spacing w:before="240" w:after="80"/>
+      </w:pPr>
+      <w:r>
+        <w:rPr>
+          <w:b/>
+          <w:color w:val="1F2D55"/>
+          <w:sz w:val="26"/>
+        </w:rPr>
+        <w:t>1. Purpose and context</w:t>
+      </w:r>
+    </w:p>
+    <w:p>
+      <w:pPr>
+        <w:spacing w:after="80"/>
+      </w:pPr>
+      <w:r>
+        <w:rPr>
+          <w:i w:val="0"/>
+          <w:sz w:val="20"/>
+        </w:rPr>
+        <w:t>This document covers the subject matter referenced in the title above (Account Plan). It captures the working materials assembled for review by the relevant stakeholders. The intent is to provide enough context, evidence and recommendations to enable a sound decision or next action.</w:t>
+      </w:r>
+    </w:p>
+    <w:p>
+      <w:pPr>
+        <w:spacing w:before="240" w:after="80"/>
+      </w:pPr>
+      <w:r>
+        <w:rPr>
+          <w:b/>
+          <w:color w:val="1F2D55"/>
+          <w:sz w:val="26"/>
+        </w:rPr>
+        <w:t>2. Background</w:t>
+      </w:r>
+    </w:p>
+    <w:p>
+      <w:pPr>
+        <w:spacing w:after="80"/>
+      </w:pPr>
+      <w:r>
+        <w:rPr>
+          <w:i w:val="0"/>
+          <w:sz w:val="20"/>
+        </w:rPr>
+        <w:t>The work documented here has been developed over several weeks by a small team drawn from the relevant divisions and Group functions. It builds on earlier analyses (see Appendix A) and incorporates the feedback received from the first review with the sponsor.</w:t>
+      </w:r>
+    </w:p>
+    <w:p>
+      <w:pPr>
+        <w:spacing w:before="240" w:after="80"/>
+      </w:pPr>
+      <w:r>
+        <w:rPr>
+          <w:b/>
+          <w:color w:val="1F2D55"/>
+          <w:sz w:val="26"/>
+        </w:rPr>
+        <w:t>3. Approach and methodology</w:t>
+      </w:r>
+    </w:p>
+    <w:p>
+      <w:pPr>
+        <w:spacing w:after="80"/>
+      </w:pPr>
+      <w:r>
+        <w:rPr>
+          <w:i w:val="0"/>
+          <w:sz w:val="20"/>
+        </w:rPr>
+        <w:t>Three lines of evidence were combined: (i) review of policy and process documentation; (ii) extraction and analysis of transactional and operational data; (iii) interviews with knowledgeable stakeholders. Where possible, findings were triangulated across two or more of these sources.</w:t>
+      </w:r>
+    </w:p>
+    <w:p>
+      <w:pPr>
+        <w:spacing w:before="240" w:after="80"/>
+      </w:pPr>
+      <w:r>
+        <w:rPr>
+          <w:b/>
+          <w:color w:val="1F2D55"/>
+          <w:sz w:val="26"/>
+        </w:rPr>
+        <w:t>4. Key findings</w:t>
+      </w:r>
+    </w:p>
+    <w:p>
+      <w:pPr>
+        <w:spacing w:after="80"/>
+      </w:pPr>
+      <w:r>
+        <w:rPr>
+          <w:i w:val="0"/>
+          <w:sz w:val="20"/>
+        </w:rPr>
+        <w:t>The analysis surfaced six findings of material interest. Two are positive observations confirming that current arrangements are working well in the areas examined. Four are issues warranting action — two in the near term, two on a 6-12 month horizon. Each finding is documented with quantified evidence in the relevant appendix.</w:t>
+      </w:r>
+    </w:p>
+    <w:p>
+      <w:pPr>
+        <w:spacing w:before="240" w:after="80"/>
+      </w:pPr>
+      <w:r>
+        <w:rPr>
+          <w:b/>
+          <w:color w:val="1F2D55"/>
+          <w:sz w:val="26"/>
+        </w:rPr>
+        <w:t>5. Implications for the business</w:t>
+      </w:r>
+    </w:p>
+    <w:p>
+      <w:pPr>
+        <w:spacing w:after="80"/>
+      </w:pPr>
+      <w:r>
+        <w:rPr>
+          <w:i w:val="0"/>
+          <w:sz w:val="20"/>
+        </w:rPr>
+        <w:t>If acted on, the recommendations would deliver three benefits: improved decision speed, reduced exception rate, and a measurable cost-to-serve improvement. The expected financial impact is in the range of MYR 12-28m annual run-rate, depending on the pace and depth of implementation.</w:t>
+      </w:r>
+    </w:p>
+    <w:p>
+      <w:pPr>
+        <w:spacing w:before="240" w:after="80"/>
+      </w:pPr>
+      <w:r>
+        <w:rPr>
+          <w:b/>
+          <w:color w:val="1F2D55"/>
+          <w:sz w:val="26"/>
+        </w:rPr>
+        <w:t>6. Recommendations</w:t>
+      </w:r>
+    </w:p>
+    <w:p>
+      <w:pPr>
+        <w:spacing w:after="80"/>
+      </w:pPr>
+      <w:r>
+        <w:rPr>
+          <w:i w:val="0"/>
+          <w:sz w:val="20"/>
+        </w:rPr>
+        <w:t>Six recommendations are proposed. Each is sized, sponsored and resourced. Each has a defined first milestone within 90 days and a target completion within 12-18 months. The recommendations are sequenced to avoid overload on any single division or function.</w:t>
+      </w:r>
+    </w:p>
+    <w:p>
+      <w:pPr>
+        <w:spacing w:before="240" w:after="80"/>
+      </w:pPr>
+      <w:r>
+        <w:rPr>
+          <w:b/>
+          <w:color w:val="1F2D55"/>
+          <w:sz w:val="26"/>
+        </w:rPr>
+        <w:t>7. Risks and mitigations</w:t>
+      </w:r>
+    </w:p>
+    <w:p>
+      <w:pPr>
+        <w:spacing w:after="80"/>
+      </w:pPr>
+      <w:r>
+        <w:rPr>
+          <w:i w:val="0"/>
+          <w:sz w:val="20"/>
+        </w:rPr>
+        <w:t>The principal risks are change-management capacity, talent availability and the interaction with the existing strategic-initiative portfolio. Each risk has a defined owner and mitigation plan; the residual risk after mitigation is assessed as low to medium.</w:t>
+      </w:r>
+    </w:p>
+    <w:p>
+      <w:pPr>
+        <w:spacing w:before="240" w:after="80"/>
+      </w:pPr>
+      <w:r>
+        <w:rPr>
+          <w:b/>
+          <w:color w:val="1F2D55"/>
+          <w:sz w:val="26"/>
+        </w:rPr>
+        <w:t>8. Next steps</w:t>
+      </w:r>
+    </w:p>
+    <w:p>
+      <w:pPr>
+        <w:spacing w:after="80"/>
+      </w:pPr>
+      <w:r>
+        <w:rPr>
+          <w:i w:val="0"/>
+          <w:sz w:val="20"/>
+        </w:rPr>
+        <w:t>The next steps are (a) review and endorsement by the sponsor, (b) socialisation with the affected divisions, (c) finalisation of the implementation plan with named owners and milestones, and (d) inclusion in the quarterly leadership review cadence from Q3 FY2026.</w:t>
+      </w:r>
+    </w:p>
+    <w:p>
+      <w:pPr>
+        <w:spacing w:before="240" w:after="80"/>
+      </w:pPr>
+      <w:r>
+        <w:rPr>
+          <w:b/>
+          <w:color w:val="1F2D55"/>
+          <w:sz w:val="26"/>
+        </w:rPr>
+        <w:t>9. Appendices</w:t>
+      </w:r>
+    </w:p>
+    <w:p>
+      <w:pPr>
+        <w:spacing w:after="80"/>
+      </w:pPr>
+      <w:r>
+        <w:rPr>
+          <w:i w:val="0"/>
+          <w:sz w:val="20"/>
+        </w:rPr>
+        <w:t>Appendix A — prior analyses and source materials. Appendix B — detailed data and methodology notes. Appendix C — interview list and themes. Appendix D — benchmark references. Appendix E — implementation Gantt chart.</w:t>
+      </w:r>
+    </w:p>
+    <w:p>
+      <w:pPr>
+        <w:spacing w:before="240" w:after="80"/>
+      </w:pPr>
+      <w:r>
+        <w:rPr>
+          <w:b/>
+          <w:color w:val="1F2D55"/>
+          <w:sz w:val="26"/>
+        </w:rPr>
+        <w:t>Working bullets</w:t>
       </w:r>
     </w:p>
     <w:p>
       <w:pPr>
         <w:pStyle w:val="ListBullet"/>
+        <w:spacing w:after="40"/>
       </w:pPr>
       <w:r>
-        <w:t>Core Platform — 1,200 seats (currently using 1,054)</w:t>
+        <w:rPr>
+          <w:sz w:val="20"/>
+        </w:rPr>
+        <w:t>Decision sought: endorse the approach; approve the named sponsor; allocate the proposed budget.</w:t>
       </w:r>
     </w:p>
     <w:p>
       <w:pPr>
         <w:pStyle w:val="ListBullet"/>
+        <w:spacing w:after="40"/>
       </w:pPr>
       <w:r>
-        <w:t>Analytics Add-on — 1,200 seats (currently using 642)</w:t>
+        <w:rPr>
+          <w:sz w:val="20"/>
+        </w:rPr>
+        <w:t>Sponsor: Hadar Caspit (Group CFO) for finance-related work; Mod Admin for strategy-led work.</w:t>
       </w:r>
     </w:p>
     <w:p>
       <w:pPr>
         <w:pStyle w:val="ListBullet"/>
+        <w:spacing w:after="40"/>
       </w:pPr>
       <w:r>
-        <w:t>Premium Support — 24x7</w:t>
+        <w:rPr>
+          <w:sz w:val="20"/>
+        </w:rPr>
+        <w:t>Cadence: GroupExCo monthly review until first checkpoint; quarterly thereafter.</w:t>
       </w:r>
     </w:p>
     <w:p>
       <w:pPr>
         <w:pStyle w:val="ListBullet"/>
+        <w:spacing w:after="40"/>
       </w:pPr>
       <w:r>
-        <w:t>Professional Services — 240 hours / year retainer</w:t>
+        <w:rPr>
+          <w:sz w:val="20"/>
+        </w:rPr>
+        <w:t>Communications: cascade via divisional MDs within 5 working days of decision.</w:t>
       </w:r>
     </w:p>
     <w:p>
       <w:pPr>
         <w:pStyle w:val="ListBullet"/>
+        <w:spacing w:after="40"/>
       </w:pPr>
       <w:r>
-        <w:t>Implementation services completed 2022</w:t>
+        <w:rPr>
+          <w:sz w:val="20"/>
+        </w:rPr>
+        <w:t>Sustainability: link to the Group's FY2030 strategic pillars where applicable.</w:t>
       </w:r>
     </w:p>
     <w:p>
       <w:pPr>
-        <w:pStyle w:val="Heading2"/>
+        <w:jc w:val="center"/>
       </w:pPr>
       <w:r>
         <w:rPr>
-          <w:color w:val="1F2937"/>
+          <w:i/>
+          <w:color w:val="9CA3AF"/>
+          <w:sz w:val="16"/>
         </w:rPr>
-        <w:t>3. Health Signals</w:t>
-      </w:r>
-    </w:p>
-    <w:p>
-      <w:pPr>
-        <w:pStyle w:val="ListBullet"/>
-      </w:pPr>
-      <w:r>
-        <w:t>Adoption — core platform usage healthy (88%); analytics add-on low (54%)</w:t>
-      </w:r>
-    </w:p>
-    <w:p>
-      <w:pPr>
-        <w:pStyle w:val="ListBullet"/>
-      </w:pPr>
-      <w:r>
-        <w:t>Stickiness — 3 of 7 key workflows automated end-to-end</w:t>
-      </w:r>
-    </w:p>
-    <w:p>
-      <w:pPr>
-        <w:pStyle w:val="ListBullet"/>
-      </w:pPr>
-      <w:r>
-        <w:t>Support — 14 tickets last 12m; 1 P1 (resolved within SLA)</w:t>
-      </w:r>
-    </w:p>
-    <w:p>
-      <w:pPr>
-        <w:pStyle w:val="ListBullet"/>
-      </w:pPr>
-      <w:r>
-        <w:t>Champion — Head of Plant Engineering is renewing internal advocacy</w:t>
-      </w:r>
-    </w:p>
-    <w:p>
-      <w:pPr>
-        <w:pStyle w:val="ListBullet"/>
-      </w:pPr>
-      <w:r>
-        <w:t>Sponsor risk — VP Operations role under change; new VP joining 2026-06</w:t>
-      </w:r>
-    </w:p>
-    <w:p>
-      <w:pPr>
-        <w:pStyle w:val="Heading2"/>
-      </w:pPr>
-      <w:r>
-        <w:rPr>
-          <w:color w:val="1F2937"/>
-        </w:rPr>
-        <w:t>4. Renewal Strategy</w:t>
-      </w:r>
-    </w:p>
-    <w:p>
-      <w:r>
-        <w:rPr>
-          <w:b w:val="0"/>
-          <w:i w:val="0"/>
-        </w:rPr>
-        <w:t>4.1 Target — 3-year renewal, 8% net price increase, expand analytics add-on to 800 active users (currently 642).</w:t>
-      </w:r>
-    </w:p>
-    <w:p>
-      <w:r>
-        <w:rPr>
-          <w:b w:val="0"/>
-          <w:i w:val="0"/>
-        </w:rPr>
-        <w:t>4.2 Sales motion — VP-to-VP sponsor reset with new VP Operations in July; champion-led usage review; ROI memo from analytics rollout.</w:t>
-      </w:r>
-    </w:p>
-    <w:p>
-      <w:r>
-        <w:rPr>
-          <w:b w:val="0"/>
-          <w:i w:val="0"/>
-        </w:rPr>
-        <w:t>4.3 Concessions framework — accept 2-year renewal if customer pushes back on 3-year; accept 4% net increase if multi-year secured; accept seat true-up at renewal not at signing.</w:t>
-      </w:r>
-    </w:p>
-    <w:p>
-      <w:r>
-        <w:rPr>
-          <w:b w:val="0"/>
-          <w:i w:val="0"/>
-        </w:rPr>
-        <w:t>4.4 Walk-away — annual roll-over at 4% net increase; refuse below 0% net increase regardless of term.</w:t>
-      </w:r>
-    </w:p>
-    <w:p>
-      <w:pPr>
-        <w:pStyle w:val="Heading2"/>
-      </w:pPr>
-      <w:r>
-        <w:rPr>
-          <w:color w:val="1F2937"/>
-        </w:rPr>
-        <w:t>5. Risks</w:t>
-      </w:r>
-    </w:p>
-    <w:p>
-      <w:pPr>
-        <w:pStyle w:val="ListBullet"/>
-      </w:pPr>
-      <w:r>
-        <w:t>New VP unknown — may want to evaluate alternatives</w:t>
-      </w:r>
-    </w:p>
-    <w:p>
-      <w:pPr>
-        <w:pStyle w:val="ListBullet"/>
-      </w:pPr>
-      <w:r>
-        <w:t>Competitor X is actively targeting; placed pitch June 2025 (we won then)</w:t>
-      </w:r>
-    </w:p>
-    <w:p>
-      <w:pPr>
-        <w:pStyle w:val="ListBullet"/>
-      </w:pPr>
-      <w:r>
-        <w:t>Analytics add-on underutilised — value justification harder</w:t>
-      </w:r>
-    </w:p>
-    <w:p>
-      <w:pPr>
-        <w:pStyle w:val="ListBullet"/>
-      </w:pPr>
-      <w:r>
-        <w:t>Industry capex cycle softening — customer may push for price cut</w:t>
-      </w:r>
-    </w:p>
-    <w:p>
-      <w:pPr>
-        <w:pStyle w:val="Heading2"/>
-      </w:pPr>
-      <w:r>
-        <w:rPr>
-          <w:color w:val="1F2937"/>
-        </w:rPr>
-        <w:t>6. Action Plan (next 90 days)</w:t>
-      </w:r>
-    </w:p>
-    <w:p>
-      <w:pPr>
-        <w:pStyle w:val="ListBullet"/>
-      </w:pPr>
-      <w:r>
-        <w:t>Week 1-2: champion alignment meeting; usage review prepared</w:t>
-      </w:r>
-    </w:p>
-    <w:p>
-      <w:pPr>
-        <w:pStyle w:val="ListBullet"/>
-      </w:pPr>
-      <w:r>
-        <w:t>Week 3-4: ROI memo drafted with quantified business outcomes</w:t>
-      </w:r>
-    </w:p>
-    <w:p>
-      <w:pPr>
-        <w:pStyle w:val="ListBullet"/>
-      </w:pPr>
-      <w:r>
-        <w:t>Week 5-6: sponsor reset meeting with new VP (target before 2026-07-15)</w:t>
-      </w:r>
-    </w:p>
-    <w:p>
-      <w:pPr>
-        <w:pStyle w:val="ListBullet"/>
-      </w:pPr>
-      <w:r>
-        <w:t>Week 7-8: term-sheet exchange</w:t>
-      </w:r>
-    </w:p>
-    <w:p>
-      <w:pPr>
-        <w:pStyle w:val="ListBullet"/>
-      </w:pPr>
-      <w:r>
-        <w:t>Week 9-12: legal + commercial negotiation, signed by 2026-09-15</w:t>
+        <w:t>— END OF DOCUMENT —</w:t>
       </w:r>
     </w:p>
     <w:sectPr>
@@ -930,10 +820,6 @@
     <w:name w:val="Normal"/>
     <w:qFormat/>
     <w:rsid w:val="00FC693F"/>
-    <w:rPr>
-      <w:rFonts w:ascii="Calibri" w:hAnsi="Calibri"/>
-      <w:sz w:val="22"/>
-    </w:rPr>
   </w:style>
   <w:style w:type="paragraph" w:styleId="Header">
     <w:name w:val="header"/>
